--- a/Logs_Doc/Log_LogisticRegression.docx
+++ b/Logs_Doc/Log_LogisticRegression.docx
@@ -860,7 +860,7 @@
                 <w:szCs w:val="24"/>
                 <w:lang w:bidi="ta-IN"/>
               </w:rPr>
-              <w:t>2</w:t>
+              <w:t>3</w:t>
             </w:r>
           </w:p>
         </w:tc>
@@ -888,7 +888,7 @@
                 <w:szCs w:val="24"/>
                 <w:lang w:bidi="ta-IN"/>
               </w:rPr>
-              <w:t>2</w:t>
+              <w:t>3</w:t>
             </w:r>
             <w:r>
               <w:rPr>
@@ -1058,16 +1058,25 @@
                 <w:szCs w:val="24"/>
                 <w:lang w:bidi="ta-IN"/>
               </w:rPr>
-              <w:t>5</w:t>
-            </w:r>
-            <w:r>
-              <w:rPr>
-                <w:rFonts w:ascii="Times New Roman" w:eastAsia="Times New Roman" w:hAnsi="Times New Roman" w:cs="Times New Roman"/>
-                <w:sz w:val="24"/>
-                <w:szCs w:val="24"/>
-                <w:lang w:bidi="ta-IN"/>
-              </w:rPr>
-              <w:t>0 min</w:t>
+              <w:t>1</w:t>
+            </w:r>
+            <w:r>
+              <w:rPr>
+                <w:rFonts w:ascii="Times New Roman" w:eastAsia="Times New Roman" w:hAnsi="Times New Roman" w:cs="Times New Roman"/>
+                <w:sz w:val="24"/>
+                <w:szCs w:val="24"/>
+                <w:lang w:bidi="ta-IN"/>
+              </w:rPr>
+              <w:t xml:space="preserve"> </w:t>
+            </w:r>
+            <w:r>
+              <w:rPr>
+                <w:rFonts w:ascii="Times New Roman" w:eastAsia="Times New Roman" w:hAnsi="Times New Roman" w:cs="Times New Roman"/>
+                <w:sz w:val="24"/>
+                <w:szCs w:val="24"/>
+                <w:lang w:bidi="ta-IN"/>
+              </w:rPr>
+              <w:t>hour</w:t>
             </w:r>
           </w:p>
         </w:tc>
@@ -1201,7 +1210,7 @@
                 <w:szCs w:val="24"/>
                 <w:lang w:bidi="ta-IN"/>
               </w:rPr>
-              <w:t>4</w:t>
+              <w:t>5</w:t>
             </w:r>
           </w:p>
         </w:tc>
@@ -1229,7 +1238,16 @@
                 <w:szCs w:val="24"/>
                 <w:lang w:bidi="ta-IN"/>
               </w:rPr>
-              <w:t>25 min</w:t>
+              <w:t>30</w:t>
+            </w:r>
+            <w:r>
+              <w:rPr>
+                <w:rFonts w:ascii="Times New Roman" w:eastAsia="Times New Roman" w:hAnsi="Times New Roman" w:cs="Times New Roman"/>
+                <w:sz w:val="24"/>
+                <w:szCs w:val="24"/>
+                <w:lang w:bidi="ta-IN"/>
+              </w:rPr>
+              <w:t xml:space="preserve"> min</w:t>
             </w:r>
           </w:p>
         </w:tc>

--- a/Logs_Doc/Log_LogisticRegression.docx
+++ b/Logs_Doc/Log_LogisticRegression.docx
@@ -39,26 +39,33 @@
         <w:shd w:val="clear" w:color="auto" w:fill="FFFFFF"/>
         <w:spacing w:before="240" w:after="0" w:line="276" w:lineRule="auto"/>
         <w:rPr>
+          <w:sz w:val="24"/>
+          <w:szCs w:val="24"/>
+        </w:rPr>
+      </w:pPr>
+      <w:r>
+        <w:rPr>
           <w:rFonts w:ascii="Times New Roman" w:eastAsia="Times New Roman" w:hAnsi="Times New Roman" w:cs="Times New Roman"/>
           <w:b/>
           <w:bCs/>
           <w:color w:val="000000"/>
-          <w:sz w:val="28"/>
-          <w:szCs w:val="28"/>
+          <w:sz w:val="24"/>
+          <w:szCs w:val="24"/>
           <w:lang w:bidi="ta-IN"/>
         </w:rPr>
-      </w:pPr>
+        <w:t>Dataset: [</w:t>
+      </w:r>
       <w:r>
         <w:rPr>
           <w:rFonts w:ascii="Times New Roman" w:eastAsia="Times New Roman" w:hAnsi="Times New Roman" w:cs="Times New Roman"/>
           <w:b/>
           <w:bCs/>
           <w:color w:val="000000"/>
-          <w:sz w:val="28"/>
-          <w:szCs w:val="28"/>
+          <w:sz w:val="24"/>
+          <w:szCs w:val="24"/>
           <w:lang w:bidi="ta-IN"/>
         </w:rPr>
-        <w:t>Dataset: [</w:t>
+        <w:t>KDD Cup 1999</w:t>
       </w:r>
       <w:r>
         <w:rPr>
@@ -66,11 +73,11 @@
           <w:b/>
           <w:bCs/>
           <w:color w:val="000000"/>
-          <w:sz w:val="28"/>
-          <w:szCs w:val="28"/>
+          <w:sz w:val="24"/>
+          <w:szCs w:val="24"/>
           <w:lang w:bidi="ta-IN"/>
         </w:rPr>
-        <w:t>KDD Cup 1999</w:t>
+        <w:t>]</w:t>
       </w:r>
       <w:r>
         <w:rPr>
@@ -78,20 +85,8 @@
           <w:b/>
           <w:bCs/>
           <w:color w:val="000000"/>
-          <w:sz w:val="28"/>
-          <w:szCs w:val="28"/>
-          <w:lang w:bidi="ta-IN"/>
-        </w:rPr>
-        <w:t>]</w:t>
-      </w:r>
-      <w:r>
-        <w:rPr>
-          <w:rFonts w:ascii="Times New Roman" w:eastAsia="Times New Roman" w:hAnsi="Times New Roman" w:cs="Times New Roman"/>
-          <w:b/>
-          <w:bCs/>
-          <w:color w:val="000000"/>
-          <w:sz w:val="28"/>
-          <w:szCs w:val="28"/>
+          <w:sz w:val="24"/>
+          <w:szCs w:val="24"/>
           <w:lang w:bidi="ta-IN"/>
         </w:rPr>
         <w:t xml:space="preserve">: </w:t>
@@ -103,8 +98,8 @@
             <w:rFonts w:ascii="Times New Roman" w:eastAsia="Times New Roman" w:hAnsi="Times New Roman" w:cs="Times New Roman"/>
             <w:b/>
             <w:bCs/>
-            <w:sz w:val="28"/>
-            <w:szCs w:val="28"/>
+            <w:sz w:val="24"/>
+            <w:szCs w:val="24"/>
             <w:lang w:bidi="ta-IN"/>
           </w:rPr>
           <w:t>Dataset</w:t>
@@ -114,17 +109,40 @@
     <w:p>
       <w:pPr>
         <w:shd w:val="clear" w:color="auto" w:fill="FFFFFF"/>
-        <w:spacing w:before="240" w:after="0" w:line="276" w:lineRule="auto"/>
+        <w:spacing w:before="240" w:line="276" w:lineRule="auto"/>
         <w:rPr>
           <w:rFonts w:ascii="Times New Roman" w:eastAsia="Times New Roman" w:hAnsi="Times New Roman" w:cs="Times New Roman"/>
           <w:b/>
           <w:bCs/>
           <w:color w:val="000000"/>
-          <w:sz w:val="28"/>
-          <w:szCs w:val="28"/>
+          <w:sz w:val="32"/>
+          <w:szCs w:val="32"/>
           <w:lang w:bidi="ta-IN"/>
         </w:rPr>
       </w:pPr>
+      <w:r>
+        <w:rPr>
+          <w:rFonts w:ascii="Times New Roman" w:hAnsi="Times New Roman" w:cs="Times New Roman"/>
+          <w:b/>
+          <w:bCs/>
+          <w:sz w:val="24"/>
+          <w:szCs w:val="24"/>
+        </w:rPr>
+        <w:t xml:space="preserve">Reference Notebook: </w:t>
+      </w:r>
+      <w:hyperlink r:id="rId8" w:history="1">
+        <w:r>
+          <w:rPr>
+            <w:rStyle w:val="Hyperlink"/>
+            <w:rFonts w:ascii="Times New Roman" w:hAnsi="Times New Roman" w:cs="Times New Roman"/>
+            <w:b/>
+            <w:bCs/>
+            <w:sz w:val="24"/>
+            <w:szCs w:val="24"/>
+          </w:rPr>
+          <w:t>Notebook</w:t>
+        </w:r>
+      </w:hyperlink>
     </w:p>
     <w:tbl>
       <w:tblPr>
@@ -1083,7 +1101,7 @@
       </w:tr>
       <w:tr>
         <w:trPr>
-          <w:trHeight w:val="1421"/>
+          <w:trHeight w:val="699"/>
         </w:trPr>
         <w:tc>
           <w:tcPr>
@@ -1122,17 +1140,6 @@
             <w:tcW w:w="3103" w:type="dxa"/>
             <w:vAlign w:val="center"/>
           </w:tcPr>
-          <w:p>
-            <w:pPr>
-              <w:spacing w:before="80" w:after="80"/>
-              <w:jc w:val="center"/>
-              <w:rPr>
-                <w:rFonts w:ascii="Times New Roman" w:hAnsi="Times New Roman" w:cs="Times New Roman"/>
-                <w:sz w:val="24"/>
-                <w:szCs w:val="24"/>
-              </w:rPr>
-            </w:pPr>
-          </w:p>
           <w:p>
             <w:pPr>
               <w:spacing w:before="80" w:after="80"/>
@@ -2211,7 +2218,7 @@
                     </pic:cNvPicPr>
                   </pic:nvPicPr>
                   <pic:blipFill>
-                    <a:blip r:embed="rId8">
+                    <a:blip r:embed="rId9">
                       <a:extLst>
                         <a:ext uri="{28A0092B-C50C-407E-A947-70E740481C1C}">
                           <a14:useLocalDpi xmlns:a14="http://schemas.microsoft.com/office/drawing/2010/main" val="0"/>
@@ -2331,7 +2338,7 @@
                     </pic:cNvPicPr>
                   </pic:nvPicPr>
                   <pic:blipFill>
-                    <a:blip r:embed="rId9">
+                    <a:blip r:embed="rId10">
                       <a:extLst>
                         <a:ext uri="{28A0092B-C50C-407E-A947-70E740481C1C}">
                           <a14:useLocalDpi xmlns:a14="http://schemas.microsoft.com/office/drawing/2010/main" val="0"/>
@@ -2399,7 +2406,7 @@
                     </pic:cNvPicPr>
                   </pic:nvPicPr>
                   <pic:blipFill>
-                    <a:blip r:embed="rId10">
+                    <a:blip r:embed="rId11">
                       <a:extLst>
                         <a:ext uri="{28A0092B-C50C-407E-A947-70E740481C1C}">
                           <a14:useLocalDpi xmlns:a14="http://schemas.microsoft.com/office/drawing/2010/main" val="0"/>
@@ -2450,8 +2457,8 @@
         </w:rPr>
         <w:lastRenderedPageBreak/>
         <w:drawing>
-          <wp:inline distT="0" distB="0" distL="0" distR="0" wp14:anchorId="1B5B1CCA" wp14:editId="20FCA6FB">
-            <wp:extent cx="5549900" cy="1005919"/>
+          <wp:inline distT="0" distB="0" distL="0" distR="0" wp14:anchorId="1B5B1CCA" wp14:editId="59362F33">
+            <wp:extent cx="5143500" cy="932258"/>
             <wp:effectExtent l="0" t="0" r="0" b="0"/>
             <wp:docPr id="4" name="Picture 4"/>
             <wp:cNvGraphicFramePr>
@@ -2465,7 +2472,7 @@
                     <pic:cNvPicPr/>
                   </pic:nvPicPr>
                   <pic:blipFill>
-                    <a:blip r:embed="rId11"/>
+                    <a:blip r:embed="rId12"/>
                     <a:stretch>
                       <a:fillRect/>
                     </a:stretch>
@@ -2473,7 +2480,7 @@
                   <pic:spPr>
                     <a:xfrm>
                       <a:off x="0" y="0"/>
-                      <a:ext cx="5628759" cy="1020212"/>
+                      <a:ext cx="5279114" cy="956838"/>
                     </a:xfrm>
                     <a:prstGeom prst="rect">
                       <a:avLst/>
@@ -2570,6 +2577,23 @@
     </w:p>
     <w:p>
       <w:pPr>
+        <w:pStyle w:val="ListParagraph"/>
+        <w:spacing w:before="240" w:line="276" w:lineRule="auto"/>
+        <w:jc w:val="both"/>
+        <w:rPr>
+          <w:rFonts w:ascii="Times New Roman" w:hAnsi="Times New Roman" w:cs="Times New Roman"/>
+          <w:sz w:val="24"/>
+          <w:szCs w:val="24"/>
+        </w:rPr>
+      </w:pPr>
+    </w:p>
+    <w:p>
+      <w:pPr>
+        <w:pStyle w:val="ListParagraph"/>
+        <w:numPr>
+          <w:ilvl w:val="0"/>
+          <w:numId w:val="6"/>
+        </w:numPr>
         <w:spacing w:before="240" w:after="0" w:line="276" w:lineRule="auto"/>
         <w:jc w:val="both"/>
         <w:rPr>
@@ -2665,12 +2689,12 @@
       </w:pPr>
     </w:p>
     <w:sectPr>
-      <w:headerReference w:type="even" r:id="rId12"/>
-      <w:headerReference w:type="default" r:id="rId13"/>
-      <w:footerReference w:type="even" r:id="rId14"/>
-      <w:footerReference w:type="default" r:id="rId15"/>
-      <w:headerReference w:type="first" r:id="rId16"/>
-      <w:footerReference w:type="first" r:id="rId17"/>
+      <w:headerReference w:type="even" r:id="rId13"/>
+      <w:headerReference w:type="default" r:id="rId14"/>
+      <w:footerReference w:type="even" r:id="rId15"/>
+      <w:footerReference w:type="default" r:id="rId16"/>
+      <w:headerReference w:type="first" r:id="rId17"/>
+      <w:footerReference w:type="first" r:id="rId18"/>
       <w:pgSz w:w="12240" w:h="15840"/>
       <w:pgMar w:top="1440" w:right="1440" w:bottom="1440" w:left="1440" w:header="720" w:footer="720" w:gutter="0"/>
       <w:cols w:space="720"/>

--- a/Logs_Doc/Log_LogisticRegression.docx
+++ b/Logs_Doc/Log_LogisticRegression.docx
@@ -2165,21 +2165,42 @@
     </w:p>
     <w:p>
       <w:pPr>
-        <w:spacing w:line="360" w:lineRule="auto"/>
+        <w:pStyle w:val="ListParagraph"/>
+        <w:spacing w:before="240" w:after="0" w:line="360" w:lineRule="auto"/>
+        <w:ind w:left="360"/>
         <w:jc w:val="both"/>
         <w:rPr>
           <w:rFonts w:ascii="Times New Roman" w:hAnsi="Times New Roman" w:cs="Times New Roman"/>
-          <w:sz w:val="24"/>
-          <w:szCs w:val="24"/>
-        </w:rPr>
-      </w:pPr>
-      <w:r>
-        <w:rPr>
-          <w:rFonts w:ascii="Times New Roman" w:hAnsi="Times New Roman" w:cs="Times New Roman"/>
-          <w:sz w:val="24"/>
-          <w:szCs w:val="24"/>
-        </w:rPr>
-        <w:t xml:space="preserve">The model trained is evaluated on different performance measures like accuracy, precision, recall, F1-score, and the Area Under the ROC Curve (AUC-ROC). </w:t>
+          <w:b/>
+          <w:bCs/>
+          <w:sz w:val="28"/>
+          <w:szCs w:val="28"/>
+          <w:u w:val="single"/>
+        </w:rPr>
+      </w:pPr>
+      <w:r>
+        <w:rPr>
+          <w:rFonts w:ascii="Times New Roman" w:hAnsi="Times New Roman" w:cs="Times New Roman"/>
+          <w:sz w:val="24"/>
+          <w:szCs w:val="24"/>
+        </w:rPr>
+        <w:t>The model trained is evaluated on different performance measures like accuracy,</w:t>
+      </w:r>
+      <w:r>
+        <w:rPr>
+          <w:rFonts w:ascii="Times New Roman" w:hAnsi="Times New Roman" w:cs="Times New Roman"/>
+          <w:sz w:val="24"/>
+          <w:szCs w:val="24"/>
+        </w:rPr>
+        <w:t xml:space="preserve"> </w:t>
+      </w:r>
+      <w:r>
+        <w:rPr>
+          <w:rFonts w:ascii="Times New Roman" w:hAnsi="Times New Roman" w:cs="Times New Roman"/>
+          <w:sz w:val="24"/>
+          <w:szCs w:val="24"/>
+        </w:rPr>
+        <w:t xml:space="preserve">precision, recall, F1-score, and the Area Under the ROC Curve (AUC-ROC). </w:t>
       </w:r>
     </w:p>
     <w:p>
@@ -2262,16 +2283,39 @@
     </w:p>
     <w:p>
       <w:pPr>
+        <w:spacing w:before="240" w:line="276" w:lineRule="auto"/>
         <w:jc w:val="both"/>
         <w:rPr>
           <w:rFonts w:ascii="Times New Roman" w:hAnsi="Times New Roman" w:cs="Times New Roman"/>
-        </w:rPr>
-      </w:pPr>
-      <w:r>
-        <w:rPr>
-          <w:rFonts w:ascii="Times New Roman" w:hAnsi="Times New Roman" w:cs="Times New Roman"/>
-        </w:rPr>
-        <w:t xml:space="preserve">A confusion matrix in order to examine classification mistakes and supply information regarding false positives and false negatives. </w:t>
+          <w:sz w:val="24"/>
+          <w:szCs w:val="24"/>
+        </w:rPr>
+      </w:pPr>
+      <w:r>
+        <w:rPr>
+          <w:rFonts w:ascii="Times New Roman" w:hAnsi="Times New Roman" w:cs="Times New Roman"/>
+          <w:sz w:val="24"/>
+          <w:szCs w:val="24"/>
+        </w:rPr>
+        <w:t xml:space="preserve">A confusion matrix </w:t>
+      </w:r>
+      <w:proofErr w:type="gramStart"/>
+      <w:r>
+        <w:rPr>
+          <w:rFonts w:ascii="Times New Roman" w:hAnsi="Times New Roman" w:cs="Times New Roman"/>
+          <w:sz w:val="24"/>
+          <w:szCs w:val="24"/>
+        </w:rPr>
+        <w:t>in order to</w:t>
+      </w:r>
+      <w:proofErr w:type="gramEnd"/>
+      <w:r>
+        <w:rPr>
+          <w:rFonts w:ascii="Times New Roman" w:hAnsi="Times New Roman" w:cs="Times New Roman"/>
+          <w:sz w:val="24"/>
+          <w:szCs w:val="24"/>
+        </w:rPr>
+        <w:t xml:space="preserve"> examine classification mistakes and supply information regarding false positives and false negatives. </w:t>
       </w:r>
     </w:p>
     <w:p>
@@ -2290,7 +2334,7 @@
           <w:sz w:val="24"/>
           <w:szCs w:val="24"/>
         </w:rPr>
-        <w:t xml:space="preserve">Receiver Operating Characteristic (ROC) curve and Precision-Recall (PR) curve are utilized to gauge the model's ability to distinguish between normal and attack traffic. Furthermore, different classification thresholds are explored in order to calibrate the sensitivity and specificity of the model relative to specific security </w:t>
+        <w:t xml:space="preserve">Receiver Operating Characteristic (ROC) curve and Precision-Recall (PR) curve are utilized to gauge the model's ability to distinguish between normal and attack traffic. Furthermore, different classification thresholds are explored in </w:t>
       </w:r>
       <w:r>
         <w:rPr>
@@ -2299,7 +2343,7 @@
           <w:szCs w:val="24"/>
         </w:rPr>
         <w:lastRenderedPageBreak/>
-        <w:t>objectives. Finally, a formal report is created, summarizing the performance of the model, key findings, and steps taken, to aid in reproducibility for ongoing research and development.</w:t>
+        <w:t>order to calibrate the sensitivity and specificity of the model relative to specific security objectives. Finally, a formal report is created, summarizing the performance of the model, key findings, and steps taken, to aid in reproducibility for ongoing research and development.</w:t>
       </w:r>
     </w:p>
     <w:p>
@@ -2655,8 +2699,35 @@
           <w:sz w:val="24"/>
           <w:szCs w:val="24"/>
         </w:rPr>
-        <w:t>The Sklearn Logistic Regression model with optimized hyperparameters efficiently detected network intrusions with the optimal hyperparameters. SMOTE class balancing improved recall, ensuring attacks were detected more reliably. While Logistic Regression was sufficient as a baseline, future improvements would involve ensemble approaches (e.g., Random Forest, XGBoost) or deep learning approaches for better generalization and robustness.</w:t>
-      </w:r>
+        <w:t>The Sklearn Logistic Regression model with optimized hyperparameters efficiently detected network intrusions with the optimal hyperparameters. SMOTE class balancing improved recall, ensuring attacks were detected more reliably. While Logistic Regression was sufficient as a baseline, future improvements would involve ensemble approaches (e.g., Random Forest, XGBoost)</w:t>
+      </w:r>
+      <w:r>
+        <w:rPr>
+          <w:rFonts w:ascii="Times New Roman" w:hAnsi="Times New Roman" w:cs="Times New Roman"/>
+          <w:sz w:val="24"/>
+          <w:szCs w:val="24"/>
+        </w:rPr>
+        <w:t xml:space="preserve"> </w:t>
+      </w:r>
+      <w:r>
+        <w:rPr>
+          <w:rFonts w:ascii="Times New Roman" w:hAnsi="Times New Roman" w:cs="Times New Roman"/>
+          <w:sz w:val="24"/>
+          <w:szCs w:val="24"/>
+        </w:rPr>
+        <w:t>or deep learning approaches for better generalization and robustness.</w:t>
+      </w:r>
+    </w:p>
+    <w:p>
+      <w:pPr>
+        <w:spacing w:before="240" w:line="276" w:lineRule="auto"/>
+        <w:jc w:val="both"/>
+        <w:rPr>
+          <w:rFonts w:ascii="Times New Roman" w:hAnsi="Times New Roman" w:cs="Times New Roman"/>
+          <w:sz w:val="24"/>
+          <w:szCs w:val="24"/>
+        </w:rPr>
+      </w:pPr>
       <w:r>
         <w:rPr>
           <w:rFonts w:ascii="Times New Roman" w:hAnsi="Times New Roman" w:cs="Times New Roman"/>
